--- a/src/public/surat-jalan/surat-jalan.docx
+++ b/src/public/surat-jalan/surat-jalan.docx
@@ -665,23 +665,15 @@
               <w:spacing w:before="0" w:after="0" w:line="276" w:lineRule="auto"/>
             </w:pPr>
             <w:r>
-              <w:t>[Truk Tanki/</w:t>
+              <w:t>{</w:t>
             </w:r>
             <w:proofErr w:type="spellStart"/>
             <w:r>
-              <w:t>Kendaraan</w:t>
+              <w:t>jenisTransportir</w:t>
             </w:r>
             <w:proofErr w:type="spellEnd"/>
             <w:r>
-              <w:t xml:space="preserve"> </w:t>
-            </w:r>
-            <w:proofErr w:type="spellStart"/>
-            <w:r>
-              <w:t>Angkut</w:t>
-            </w:r>
-            <w:proofErr w:type="spellEnd"/>
-            <w:r>
-              <w:t>]</w:t>
+              <w:t>}</w:t>
             </w:r>
           </w:p>
         </w:tc>
@@ -933,23 +925,29 @@
               <w:spacing w:before="0" w:after="0" w:line="276" w:lineRule="auto"/>
             </w:pPr>
             <w:r>
-              <w:t>[</w:t>
+              <w:t>{</w:t>
             </w:r>
             <w:proofErr w:type="spellStart"/>
             <w:r>
-              <w:t>Tanggal</w:t>
+              <w:t>tanggal</w:t>
             </w:r>
             <w:proofErr w:type="spellEnd"/>
             <w:r>
-              <w:t>], [</w:t>
+              <w:t>}</w:t>
+            </w:r>
+            <w:r>
+              <w:t xml:space="preserve">, </w:t>
+            </w:r>
+            <w:r>
+              <w:t>{</w:t>
             </w:r>
             <w:proofErr w:type="spellStart"/>
             <w:r>
-              <w:t>pukul</w:t>
+              <w:t>jamPergi</w:t>
             </w:r>
             <w:proofErr w:type="spellEnd"/>
             <w:r>
-              <w:t>]</w:t>
+              <w:t>}</w:t>
             </w:r>
           </w:p>
         </w:tc>
@@ -1011,23 +1009,31 @@
               <w:spacing w:before="0" w:after="0" w:line="276" w:lineRule="auto"/>
             </w:pPr>
             <w:r>
-              <w:t>[</w:t>
+              <w:t>{</w:t>
             </w:r>
             <w:proofErr w:type="spellStart"/>
             <w:r>
-              <w:t>Tanggal</w:t>
+              <w:t>tanggal</w:t>
             </w:r>
             <w:proofErr w:type="spellEnd"/>
-            <w:r>
-              <w:t>], [</w:t>
+            <w:proofErr w:type="gramStart"/>
+            <w:r>
+              <w:t>}</w:t>
+            </w:r>
+            <w:r>
+              <w:t>,</w:t>
+            </w:r>
+            <w:r>
+              <w:t>{</w:t>
             </w:r>
             <w:proofErr w:type="spellStart"/>
-            <w:r>
-              <w:t>pukul</w:t>
+            <w:proofErr w:type="gramEnd"/>
+            <w:r>
+              <w:t>jamDatang</w:t>
             </w:r>
             <w:proofErr w:type="spellEnd"/>
             <w:r>
-              <w:t>]</w:t>
+              <w:t>}</w:t>
             </w:r>
           </w:p>
         </w:tc>
@@ -1092,6 +1098,7 @@
         <w:pStyle w:val="isselectedend"/>
         <w:spacing w:before="0" w:beforeAutospacing="0" w:line="276" w:lineRule="auto"/>
         <w:rPr>
+          <w:rStyle w:val="Strong"/>
           <w:lang w:val="sv-SE"/>
         </w:rPr>
       </w:pPr>
@@ -1106,18 +1113,18 @@
     <w:p>
       <w:pPr>
         <w:pStyle w:val="isselectedend"/>
+        <w:spacing w:before="0" w:beforeAutospacing="0" w:line="276" w:lineRule="auto"/>
         <w:rPr>
           <w:lang w:val="sv-SE"/>
         </w:rPr>
       </w:pPr>
-    </w:p>
-    <w:p>
-      <w:pPr>
-        <w:pStyle w:val="isselectedend"/>
+      <w:r>
         <w:rPr>
+          <w:rFonts w:ascii="Arial" w:hAnsi="Arial" w:cs="Arial"/>
           <w:lang w:val="sv-SE"/>
         </w:rPr>
-      </w:pPr>
+        <w:t>{%qrCode}</w:t>
+      </w:r>
     </w:p>
     <w:p>
       <w:pPr>
@@ -1158,22 +1165,6 @@
           <w:rStyle w:val="text-token-text-primary"/>
         </w:rPr>
         <w:t>[Jabatan]</w:t>
-      </w:r>
-    </w:p>
-    <w:p>
-      <w:pPr>
-        <w:ind w:left="7920"/>
-        <w:rPr>
-          <w:rFonts w:ascii="Arial" w:hAnsi="Arial" w:cs="Arial"/>
-          <w:lang w:val="sv-SE"/>
-        </w:rPr>
-      </w:pPr>
-      <w:r>
-        <w:rPr>
-          <w:rFonts w:ascii="Arial" w:hAnsi="Arial" w:cs="Arial"/>
-          <w:lang w:val="sv-SE"/>
-        </w:rPr>
-        <w:t>{%qrCode}</w:t>
       </w:r>
     </w:p>
     <w:bookmarkEnd w:id="0"/>
@@ -3281,12 +3272,15 @@
     <w:rsid w:val="003B27D8"/>
     <w:rsid w:val="003C4A87"/>
     <w:rsid w:val="00460925"/>
+    <w:rsid w:val="004D5046"/>
     <w:rsid w:val="005007DF"/>
     <w:rsid w:val="00505924"/>
+    <w:rsid w:val="005C3FAB"/>
     <w:rsid w:val="005E1614"/>
     <w:rsid w:val="00614468"/>
     <w:rsid w:val="00642B67"/>
     <w:rsid w:val="007341B8"/>
+    <w:rsid w:val="008467E0"/>
     <w:rsid w:val="008F017E"/>
     <w:rsid w:val="0091590C"/>
     <w:rsid w:val="00B76E14"/>
